--- a/docs/srs/SRS_Smart_Expense_Budget_Management_App_Updated.docx
+++ b/docs/srs/SRS_Smart_Expense_Budget_Management_App_Updated.docx
@@ -665,7 +665,7 @@
                 <w:sz w:val="18"/>
                 <w:szCs w:val="18"/>
               </w:rPr>
-              <w:t>Team Lead</w:t>
+              <w:t>Dev A (Team Lead, Scrum Master)</w:t>
             </w:r>
           </w:p>
         </w:tc>
@@ -701,7 +701,7 @@
                 <w:sz w:val="18"/>
                 <w:szCs w:val="18"/>
               </w:rPr>
-              <w:t>Team Member</w:t>
+              <w:t>Dev B</w:t>
             </w:r>
           </w:p>
         </w:tc>
@@ -737,7 +737,7 @@
                 <w:sz w:val="18"/>
                 <w:szCs w:val="18"/>
               </w:rPr>
-              <w:t>Team Member</w:t>
+              <w:t>Dev C</w:t>
             </w:r>
           </w:p>
         </w:tc>
@@ -773,7 +773,7 @@
                 <w:sz w:val="18"/>
                 <w:szCs w:val="18"/>
               </w:rPr>
-              <w:t>Team Member</w:t>
+              <w:t>Dev D</w:t>
             </w:r>
           </w:p>
         </w:tc>
@@ -1076,6 +1076,362 @@
         </w:tc>
       </w:tr>
     </w:tbl>
+    <w:p>
+      <w:pPr>
+        <w:spacing w:before="120" w:after="120"/>
+      </w:pPr>
+      <w:r>
+        <w:rPr>
+          <w:b/>
+        </w:rPr>
+        <w:t xml:space="preserve">Team roles and cross-module testing</w:t>
+      </w:r>
+    </w:p>
+    <w:p>
+      <w:pPr>
+        <w:spacing w:before="120" w:after="120"/>
+      </w:pPr>
+      <w:r>
+        <w:t xml:space="preserve">Each member develops one primary module and independently tests a module owned by a different member, so no module is verified only by its own author. Independent testers design and execute test cases against the module's requirements, raise defects, and confirm acceptance before a story is closed. The Scrum Master (Dev A) additionally facilitates sprint planning, stand-ups, reviews and retrospectives.</w:t>
+      </w:r>
+    </w:p>
+    <w:tbl>
+      <w:tblPr>
+        <w:tblW w:w="10224" w:type="dxa"/>
+        <w:tblBorders>
+          <w:top w:val="single" w:sz="4" w:space="0" w:color="auto"/>
+          <w:left w:val="single" w:sz="4" w:space="0" w:color="auto"/>
+          <w:bottom w:val="single" w:sz="4" w:space="0" w:color="auto"/>
+          <w:right w:val="single" w:sz="4" w:space="0" w:color="auto"/>
+          <w:insideH w:val="single" w:sz="4" w:space="0" w:color="auto"/>
+          <w:insideV w:val="single" w:sz="4" w:space="0" w:color="auto"/>
+        </w:tblBorders>
+        <w:tblCellMar>
+          <w:left w:w="10" w:type="dxa"/>
+          <w:right w:w="10" w:type="dxa"/>
+        </w:tblCellMar>
+        <w:tblLook w:val="0000" w:firstRow="0" w:lastRow="0" w:firstColumn="0" w:lastColumn="0" w:noHBand="0" w:noVBand="0"/>
+      </w:tblPr>
+      <w:tblGrid>
+        <w:gridCol w:w="1900"/>
+        <w:gridCol w:w="2300"/>
+        <w:gridCol w:w="2800"/>
+        <w:gridCol w:w="3224"/>
+      </w:tblGrid>
+      <w:tr>
+        <w:trPr>
+          <w:tblHeader/>
+        </w:trPr>
+        <w:tc>
+          <w:tcPr>
+            <w:tcW w:w="1900" w:type="dxa"/>
+            <w:shd w:val="clear" w:color="auto" w:fill="D9D9D9"/>
+          </w:tcPr>
+          <w:p>
+            <w:r>
+              <w:rPr>
+                <w:b/>
+                <w:bCs/>
+                <w:sz w:val="18"/>
+                <w:szCs w:val="18"/>
+              </w:rPr>
+              <w:t xml:space="preserve">Role</w:t>
+            </w:r>
+          </w:p>
+        </w:tc>
+        <w:tc>
+          <w:tcPr>
+            <w:tcW w:w="2300" w:type="dxa"/>
+            <w:shd w:val="clear" w:color="auto" w:fill="D9D9D9"/>
+          </w:tcPr>
+          <w:p>
+            <w:r>
+              <w:rPr>
+                <w:b/>
+                <w:bCs/>
+                <w:sz w:val="18"/>
+                <w:szCs w:val="18"/>
+              </w:rPr>
+              <w:t xml:space="preserve">Team member</w:t>
+            </w:r>
+          </w:p>
+        </w:tc>
+        <w:tc>
+          <w:tcPr>
+            <w:tcW w:w="2800" w:type="dxa"/>
+            <w:shd w:val="clear" w:color="auto" w:fill="D9D9D9"/>
+          </w:tcPr>
+          <w:p>
+            <w:r>
+              <w:rPr>
+                <w:b/>
+                <w:bCs/>
+                <w:sz w:val="18"/>
+                <w:szCs w:val="18"/>
+              </w:rPr>
+              <w:t xml:space="preserve">Develops (primary module)</w:t>
+            </w:r>
+          </w:p>
+        </w:tc>
+        <w:tc>
+          <w:tcPr>
+            <w:tcW w:w="3224" w:type="dxa"/>
+            <w:shd w:val="clear" w:color="auto" w:fill="D9D9D9"/>
+          </w:tcPr>
+          <w:p>
+            <w:r>
+              <w:rPr>
+                <w:b/>
+                <w:bCs/>
+                <w:sz w:val="18"/>
+                <w:szCs w:val="18"/>
+              </w:rPr>
+              <w:t xml:space="preserve">Independently tests (module owned by another member)</w:t>
+            </w:r>
+          </w:p>
+        </w:tc>
+      </w:tr>
+      <w:tr>
+        <w:tc>
+          <w:tcPr>
+            <w:tcW w:w="1900" w:type="dxa"/>
+          </w:tcPr>
+          <w:p>
+            <w:r>
+              <w:rPr>
+                <w:sz w:val="18"/>
+                <w:szCs w:val="18"/>
+              </w:rPr>
+              <w:t xml:space="preserve">Dev A (Scrum Master)</w:t>
+            </w:r>
+          </w:p>
+        </w:tc>
+        <w:tc>
+          <w:tcPr>
+            <w:tcW w:w="2300" w:type="dxa"/>
+          </w:tcPr>
+          <w:p>
+            <w:r>
+              <w:rPr>
+                <w:sz w:val="18"/>
+                <w:szCs w:val="18"/>
+              </w:rPr>
+              <w:t xml:space="preserve">Taran S, PES2UG24CS555</w:t>
+            </w:r>
+          </w:p>
+        </w:tc>
+        <w:tc>
+          <w:tcPr>
+            <w:tcW w:w="2800" w:type="dxa"/>
+          </w:tcPr>
+          <w:p>
+            <w:r>
+              <w:rPr>
+                <w:sz w:val="18"/>
+                <w:szCs w:val="18"/>
+              </w:rPr>
+              <w:t xml:space="preserve">Expense/Income Tracking &amp; Accounts</w:t>
+            </w:r>
+          </w:p>
+        </w:tc>
+        <w:tc>
+          <w:tcPr>
+            <w:tcW w:w="3224" w:type="dxa"/>
+          </w:tcPr>
+          <w:p>
+            <w:r>
+              <w:rPr>
+                <w:sz w:val="18"/>
+                <w:szCs w:val="18"/>
+              </w:rPr>
+              <w:t xml:space="preserve">Registration &amp; Authentication (Dev B)</w:t>
+            </w:r>
+          </w:p>
+        </w:tc>
+      </w:tr>
+      <w:tr>
+        <w:tc>
+          <w:tcPr>
+            <w:tcW w:w="1900" w:type="dxa"/>
+          </w:tcPr>
+          <w:p>
+            <w:r>
+              <w:rPr>
+                <w:sz w:val="18"/>
+                <w:szCs w:val="18"/>
+              </w:rPr>
+              <w:t xml:space="preserve">Dev B</w:t>
+            </w:r>
+          </w:p>
+        </w:tc>
+        <w:tc>
+          <w:tcPr>
+            <w:tcW w:w="2300" w:type="dxa"/>
+          </w:tcPr>
+          <w:p>
+            <w:r>
+              <w:rPr>
+                <w:sz w:val="18"/>
+                <w:szCs w:val="18"/>
+              </w:rPr>
+              <w:t xml:space="preserve">Suryatej Vojjala, PES2UG24CS541</w:t>
+            </w:r>
+          </w:p>
+        </w:tc>
+        <w:tc>
+          <w:tcPr>
+            <w:tcW w:w="2800" w:type="dxa"/>
+          </w:tcPr>
+          <w:p>
+            <w:r>
+              <w:rPr>
+                <w:sz w:val="18"/>
+                <w:szCs w:val="18"/>
+              </w:rPr>
+              <w:t xml:space="preserve">Registration &amp; Authentication</w:t>
+            </w:r>
+          </w:p>
+        </w:tc>
+        <w:tc>
+          <w:tcPr>
+            <w:tcW w:w="3224" w:type="dxa"/>
+          </w:tcPr>
+          <w:p>
+            <w:r>
+              <w:rPr>
+                <w:sz w:val="18"/>
+                <w:szCs w:val="18"/>
+              </w:rPr>
+              <w:t xml:space="preserve">Budget Management &amp; Reports/Analytics (Dev C)</w:t>
+            </w:r>
+          </w:p>
+        </w:tc>
+      </w:tr>
+      <w:tr>
+        <w:tc>
+          <w:tcPr>
+            <w:tcW w:w="1900" w:type="dxa"/>
+          </w:tcPr>
+          <w:p>
+            <w:r>
+              <w:rPr>
+                <w:sz w:val="18"/>
+                <w:szCs w:val="18"/>
+              </w:rPr>
+              <w:t xml:space="preserve">Dev C</w:t>
+            </w:r>
+          </w:p>
+        </w:tc>
+        <w:tc>
+          <w:tcPr>
+            <w:tcW w:w="2300" w:type="dxa"/>
+          </w:tcPr>
+          <w:p>
+            <w:r>
+              <w:rPr>
+                <w:sz w:val="18"/>
+                <w:szCs w:val="18"/>
+              </w:rPr>
+              <w:t xml:space="preserve">Sujay P Nayak, PES2UG24CS533</w:t>
+            </w:r>
+          </w:p>
+        </w:tc>
+        <w:tc>
+          <w:tcPr>
+            <w:tcW w:w="2800" w:type="dxa"/>
+          </w:tcPr>
+          <w:p>
+            <w:r>
+              <w:rPr>
+                <w:sz w:val="18"/>
+                <w:szCs w:val="18"/>
+              </w:rPr>
+              <w:t xml:space="preserve">Budget Management &amp; Reports/Analytics</w:t>
+            </w:r>
+          </w:p>
+        </w:tc>
+        <w:tc>
+          <w:tcPr>
+            <w:tcW w:w="3224" w:type="dxa"/>
+          </w:tcPr>
+          <w:p>
+            <w:r>
+              <w:rPr>
+                <w:sz w:val="18"/>
+                <w:szCs w:val="18"/>
+              </w:rPr>
+              <w:t xml:space="preserve">Notifications &amp; Security/NFRs (Dev D)</w:t>
+            </w:r>
+          </w:p>
+        </w:tc>
+      </w:tr>
+      <w:tr>
+        <w:tc>
+          <w:tcPr>
+            <w:tcW w:w="1900" w:type="dxa"/>
+          </w:tcPr>
+          <w:p>
+            <w:r>
+              <w:rPr>
+                <w:sz w:val="18"/>
+                <w:szCs w:val="18"/>
+              </w:rPr>
+              <w:t xml:space="preserve">Dev D</w:t>
+            </w:r>
+          </w:p>
+        </w:tc>
+        <w:tc>
+          <w:tcPr>
+            <w:tcW w:w="2300" w:type="dxa"/>
+          </w:tcPr>
+          <w:p>
+            <w:r>
+              <w:rPr>
+                <w:sz w:val="18"/>
+                <w:szCs w:val="18"/>
+              </w:rPr>
+              <w:t xml:space="preserve">Surya Raju Naik, PES2UG24CS540</w:t>
+            </w:r>
+          </w:p>
+        </w:tc>
+        <w:tc>
+          <w:tcPr>
+            <w:tcW w:w="2800" w:type="dxa"/>
+          </w:tcPr>
+          <w:p>
+            <w:r>
+              <w:rPr>
+                <w:sz w:val="18"/>
+                <w:szCs w:val="18"/>
+              </w:rPr>
+              <w:t xml:space="preserve">Notifications &amp; Security/NFRs</w:t>
+            </w:r>
+          </w:p>
+        </w:tc>
+        <w:tc>
+          <w:tcPr>
+            <w:tcW w:w="3224" w:type="dxa"/>
+          </w:tcPr>
+          <w:p>
+            <w:r>
+              <w:rPr>
+                <w:sz w:val="18"/>
+                <w:szCs w:val="18"/>
+              </w:rPr>
+              <w:t xml:space="preserve">Expense/Income Tracking &amp; Accounts (Dev A)</w:t>
+            </w:r>
+          </w:p>
+        </w:tc>
+      </w:tr>
+    </w:tbl>
+    <w:p>
+      <w:pPr>
+        <w:spacing w:before="120" w:after="120"/>
+      </w:pPr>
+      <w:r>
+        <w:t xml:space="preserve"/>
+      </w:r>
+    </w:p>
     <w:p/>
     <w:p>
       <w:pPr>
